--- a/RVfpga/RVfpgaEL2/RVfpga_NexysVideo-NoDDR/Labs/Lab18/RVfpga_Lab18_VeeR-EL2_NexysVideo-NoDDR.docx
+++ b/RVfpga/RVfpgaEL2/RVfpga_NexysVideo-NoDDR/Labs/Lab18/RVfpga_Lab18_VeeR-EL2_NexysVideo-NoDDR.docx
@@ -2081,7 +2081,7 @@
           <w:i/>
           <w:iCs/>
         </w:rPr>
-        <w:t>[</w:t>
+        <w:t>[RVfpgaEL2</w:t>
       </w:r>
       <w:r>
         <w:rPr>
@@ -2091,7 +2091,7 @@
           <w:i/>
           <w:iCs/>
         </w:rPr>
-        <w:t>RVfpgaEL2NexysA7DDRPath</w:t>
+        <w:t>Nexys Video</w:t>
       </w:r>
       <w:r>
         <w:rPr>
@@ -2101,7 +2101,7 @@
           <w:i/>
           <w:iCs/>
         </w:rPr>
-        <w:t>]</w:t>
+        <w:t>VideoNoDDRPath]</w:t>
       </w:r>
       <w:r>
         <w:rPr>
@@ -2488,7 +2488,7 @@
           <w:i/>
           <w:iCs/>
         </w:rPr>
-        <w:t>[</w:t>
+        <w:t>[RVfpgaEL2</w:t>
       </w:r>
       <w:r>
         <w:rPr>
@@ -2498,7 +2498,7 @@
           <w:i/>
           <w:iCs/>
         </w:rPr>
-        <w:t>RVfpgaEL2NexysA7DDRPath</w:t>
+        <w:t>Nexys Video</w:t>
       </w:r>
       <w:r>
         <w:rPr>
@@ -2508,7 +2508,17 @@
           <w:i/>
           <w:iCs/>
         </w:rPr>
-        <w:t>]/src/VeeRwolf/VeeR_EL2CoreComplex/dec</w:t>
+        <w:t>VideoNoDDRPath]</w:t>
+      </w:r>
+      <w:r>
+        <w:rPr>
+          <w:rFonts w:eastAsia="Times New Roman" w:cs="Arial"/>
+          <w:b/>
+          <w:bCs/>
+          <w:i/>
+          <w:iCs/>
+        </w:rPr>
+        <w:t>/src/VeeRwolf/VeeR_EL2CoreComplex/dec</w:t>
       </w:r>
       <w:r>
         <w:rPr>
@@ -2709,7 +2719,7 @@
           <w:i/>
           <w:iCs/>
         </w:rPr>
-        <w:t>[</w:t>
+        <w:t>[RVfpgaEL2</w:t>
       </w:r>
       <w:r>
         <w:rPr>
@@ -2717,7 +2727,7 @@
           <w:i/>
           <w:iCs/>
         </w:rPr>
-        <w:t>RVfpgaEL2NexysA7DDRPath</w:t>
+        <w:t>Nexys Video</w:t>
       </w:r>
       <w:r>
         <w:rPr>
@@ -2725,7 +2735,15 @@
           <w:i/>
           <w:iCs/>
         </w:rPr>
-        <w:t>]/src/VeeRwolf/VeeR_EL2CoreComplex/dec</w:t>
+        <w:t>VideoNoDDRPath]</w:t>
+      </w:r>
+      <w:r>
+        <w:rPr>
+          <w:rFonts w:eastAsia="Times New Roman" w:cs="Arial"/>
+          <w:i/>
+          <w:iCs/>
+        </w:rPr>
+        <w:t>/src/VeeRwolf/VeeR_EL2CoreComplex/dec</w:t>
       </w:r>
       <w:r>
         <w:rPr>
@@ -3164,7 +3182,7 @@
           <w:i/>
           <w:iCs/>
         </w:rPr>
-        <w:t>[</w:t>
+        <w:t>[RVfpgaEL2</w:t>
       </w:r>
       <w:r>
         <w:rPr>
@@ -3172,7 +3190,7 @@
           <w:i/>
           <w:iCs/>
         </w:rPr>
-        <w:t>RVfpgaEL2NexysA7DDRPath</w:t>
+        <w:t>Nexys Video</w:t>
       </w:r>
       <w:r>
         <w:rPr>
@@ -3180,7 +3198,15 @@
           <w:i/>
           <w:iCs/>
         </w:rPr>
-        <w:t>]/src/VeeRwolf/VeeR_EL2CoreComplex/dec</w:t>
+        <w:t>VideoNoDDRPath]</w:t>
+      </w:r>
+      <w:r>
+        <w:rPr>
+          <w:rFonts w:eastAsia="Times New Roman" w:cs="Arial"/>
+          <w:i/>
+          <w:iCs/>
+        </w:rPr>
+        <w:t>/src/VeeRwolf/VeeR_EL2CoreComplex/dec</w:t>
       </w:r>
       <w:r>
         <w:rPr>
@@ -3366,7 +3392,7 @@
           <w:i/>
           <w:iCs/>
         </w:rPr>
-        <w:t>[</w:t>
+        <w:t>[RVfpgaEL2</w:t>
       </w:r>
       <w:r>
         <w:rPr>
@@ -3374,7 +3400,7 @@
           <w:i/>
           <w:iCs/>
         </w:rPr>
-        <w:t>RVfpgaEL2NexysA7DDRPath</w:t>
+        <w:t>Nexys Video</w:t>
       </w:r>
       <w:r>
         <w:rPr>
@@ -3382,7 +3408,15 @@
           <w:i/>
           <w:iCs/>
         </w:rPr>
-        <w:t>]/src/VeeRwolf/VeeR_EL2CoreComplex/dec</w:t>
+        <w:t>VideoNoDDRPath]</w:t>
+      </w:r>
+      <w:r>
+        <w:rPr>
+          <w:rFonts w:eastAsia="Times New Roman" w:cs="Arial"/>
+          <w:i/>
+          <w:iCs/>
+        </w:rPr>
+        <w:t>/src/VeeRwolf/VeeR_EL2CoreComplex/dec</w:t>
       </w:r>
       <w:r>
         <w:rPr>
@@ -7325,10 +7359,12 @@
       </w:pPr>
     </w:p>
     <w:sectPr>
-      <w:headerReference w:type="default" r:id="rId27"/>
-      <w:footerReference w:type="default" r:id="rId28"/>
-      <w:headerReference w:type="first" r:id="rId29"/>
-      <w:footerReference w:type="first" r:id="rId30"/>
+      <w:headerReference w:type="even" r:id="rId27"/>
+      <w:headerReference w:type="default" r:id="rId28"/>
+      <w:footerReference w:type="even" r:id="rId29"/>
+      <w:footerReference w:type="default" r:id="rId30"/>
+      <w:headerReference w:type="first" r:id="rId31"/>
+      <w:footerReference w:type="first" r:id="rId32"/>
       <w:pgSz w:w="11906" w:h="16838"/>
       <w:pgMar w:top="1800" w:right="1440" w:bottom="1440" w:left="1440" w:header="706" w:footer="389" w:gutter="0"/>
       <w:cols w:space="720"/>
@@ -7364,139 +7400,7 @@
   <w:p>
     <w:pPr>
       <w:pStyle w:val="a9"/>
-      <w:rPr>
-        <w:sz w:val="12"/>
-        <w:szCs w:val="12"/>
-        <w:lang w:val="en-US"/>
-      </w:rPr>
     </w:pPr>
-    <w:r>
-      <w:rPr>
-        <w:sz w:val="12"/>
-        <w:szCs w:val="12"/>
-      </w:rPr>
-      <w:t>Imagination University Programme – RVfpga</w:t>
-    </w:r>
-    <w:r>
-      <w:rPr>
-        <w:sz w:val="12"/>
-        <w:szCs w:val="12"/>
-      </w:rPr>
-      <w:t>-EL2</w:t>
-    </w:r>
-    <w:r>
-      <w:rPr>
-        <w:sz w:val="12"/>
-        <w:szCs w:val="12"/>
-      </w:rPr>
-      <w:t xml:space="preserve"> </w:t>
-    </w:r>
-    <w:r>
-      <w:rPr>
-        <w:sz w:val="12"/>
-        <w:szCs w:val="12"/>
-      </w:rPr>
-      <w:t xml:space="preserve">– </w:t>
-    </w:r>
-    <w:r>
-      <w:rPr>
-        <w:sz w:val="12"/>
-      </w:rPr>
-      <w:t>Lab 18: Adding New Features: Instructions and Counters</w:t>
-    </w:r>
-  </w:p>
-  <w:p>
-    <w:pPr>
-      <w:pStyle w:val="a9"/>
-    </w:pPr>
-    <w:r>
-      <w:rPr>
-        <w:sz w:val="12"/>
-      </w:rPr>
-      <w:t>Version</w:t>
-    </w:r>
-    <w:r>
-      <w:rPr>
-        <w:sz w:val="12"/>
-        <w:lang w:eastAsia="zh-CN"/>
-      </w:rPr>
-      <w:t xml:space="preserve"> </w:t>
-    </w:r>
-    <w:r>
-      <w:rPr>
-        <w:sz w:val="12"/>
-        <w:lang w:eastAsia="zh-CN"/>
-      </w:rPr>
-      <w:t>3</w:t>
-    </w:r>
-    <w:r>
-      <w:rPr>
-        <w:sz w:val="12"/>
-        <w:lang w:eastAsia="zh-CN"/>
-      </w:rPr>
-      <w:t>.0</w:t>
-    </w:r>
-    <w:r>
-      <w:rPr>
-        <w:sz w:val="12"/>
-      </w:rPr>
-      <w:t xml:space="preserve"> – November 2023</w:t>
-    </w:r>
-  </w:p>
-  <w:p>
-    <w:pPr>
-      <w:pStyle w:val="a9"/>
-    </w:pPr>
-    <w:r>
-      <w:rPr>
-        <w:rFonts w:cs="Arial"/>
-        <w:sz w:val="16"/>
-      </w:rPr>
-      <w:t>© Copyright Imagination Technologies</w:t>
-    </w:r>
-    <w:r>
-      <w:rPr>
-        <w:sz w:val="12"/>
-      </w:rPr>
-      <w:tab/>
-    </w:r>
-    <w:r>
-      <w:rPr>
-        <w:sz w:val="12"/>
-      </w:rPr>
-      <w:tab/>
-    </w:r>
-    <w:r>
-      <w:rPr>
-        <w:sz w:val="12"/>
-      </w:rPr>
-      <w:fldChar w:fldCharType="begin"/>
-    </w:r>
-    <w:r>
-      <w:rPr>
-        <w:sz w:val="12"/>
-      </w:rPr>
-      <w:instrText>PAGE</w:instrText>
-    </w:r>
-    <w:r>
-      <w:rPr>
-        <w:sz w:val="12"/>
-      </w:rPr>
-      <w:fldChar w:fldCharType="separate"/>
-    </w:r>
-    <w:r>
-      <w:rPr>
-        <w:noProof/>
-        <w:sz w:val="12"/>
-      </w:rPr>
-      <w:t>2</w:t>
-    </w:r>
-    <w:r>
-      <w:rPr>
-        <w:sz w:val="12"/>
-      </w:rPr>
-      <w:fldChar w:fldCharType="end"/>
-    </w:r>
   </w:p>
 </w:ftr>
 </file>
@@ -7596,6 +7500,148 @@
       </w:rPr>
       <w:t>© Copyright Imagination Technologies</w:t>
     </w:r>
+    <w:r>
+      <w:rPr>
+        <w:sz w:val="12"/>
+      </w:rPr>
+      <w:tab/>
+    </w:r>
+    <w:r>
+      <w:rPr>
+        <w:sz w:val="12"/>
+      </w:rPr>
+      <w:tab/>
+    </w:r>
+    <w:r>
+      <w:rPr>
+        <w:sz w:val="12"/>
+      </w:rPr>
+      <w:fldChar w:fldCharType="begin"/>
+    </w:r>
+    <w:r>
+      <w:rPr>
+        <w:sz w:val="12"/>
+      </w:rPr>
+      <w:instrText>PAGE</w:instrText>
+    </w:r>
+    <w:r>
+      <w:rPr>
+        <w:sz w:val="12"/>
+      </w:rPr>
+      <w:fldChar w:fldCharType="separate"/>
+    </w:r>
+    <w:r>
+      <w:rPr>
+        <w:noProof/>
+        <w:sz w:val="12"/>
+      </w:rPr>
+      <w:t>2</w:t>
+    </w:r>
+    <w:r>
+      <w:rPr>
+        <w:sz w:val="12"/>
+      </w:rPr>
+      <w:fldChar w:fldCharType="end"/>
+    </w:r>
+  </w:p>
+</w:ftr>
+</file>
+
+<file path=word/footer3.xml><?xml version="1.0" encoding="utf-8"?>
+<w:ftr xmlns:wpc="http://schemas.microsoft.com/office/word/2010/wordprocessingCanvas" xmlns:cx="http://schemas.microsoft.com/office/drawing/2014/chartex" xmlns:cx1="http://schemas.microsoft.com/office/drawing/2015/9/8/chartex" xmlns:cx2="http://schemas.microsoft.com/office/drawing/2015/10/21/chartex" xmlns:cx3="http://schemas.microsoft.com/office/drawing/2016/5/9/chartex" xmlns:cx4="http://schemas.microsoft.com/office/drawing/2016/5/10/chartex" xmlns:cx5="http://schemas.microsoft.com/office/drawing/2016/5/11/chartex" xmlns:cx6="http://schemas.microsoft.com/office/drawing/2016/5/12/chartex" xmlns:cx7="http://schemas.microsoft.com/office/drawing/2016/5/13/chartex" xmlns:cx8="http://schemas.microsoft.com/office/drawing/2016/5/14/chartex" xmlns:mc="http://schemas.openxmlformats.org/markup-compatibility/2006" xmlns:aink="http://schemas.microsoft.com/office/drawing/2016/ink" xmlns:am3d="http://schemas.microsoft.com/office/drawing/2017/model3d" xmlns:o="urn:schemas-microsoft-com:office:office" xmlns:oel="http://schemas.microsoft.com/office/2019/extlst" xmlns:r="http://schemas.openxmlformats.org/officeDocument/2006/relationships" xmlns:m="http://schemas.openxmlformats.org/officeDocument/2006/math" xmlns:v="urn:schemas-microsoft-com:vml" xmlns:wp14="http://schemas.microsoft.com/office/word/2010/wordprocessingDrawing" xmlns:wp="http://schemas.openxmlformats.org/drawingml/2006/wordprocessingDrawing" xmlns:w10="urn:schemas-microsoft-com:office:word" xmlns:w="http://schemas.openxmlformats.org/wordprocessingml/2006/main" xmlns:w14="http://schemas.microsoft.com/office/word/2010/wordml" xmlns:w15="http://schemas.microsoft.com/office/word/2012/wordml" xmlns:w16cex="http://schemas.microsoft.com/office/word/2018/wordml/cex" xmlns:w16cid="http://schemas.microsoft.com/office/word/2016/wordml/cid" xmlns:w16="http://schemas.microsoft.com/office/word/2018/wordml" xmlns:w16du="http://schemas.microsoft.com/office/word/2023/wordml/word16du" xmlns:w16sdtdh="http://schemas.microsoft.com/office/word/2020/wordml/sdtdatahash" xmlns:w16sdtfl="http://schemas.microsoft.com/office/word/2024/wordml/sdtformatlock" xmlns:w16se="http://schemas.microsoft.com/office/word/2015/wordml/symex" xmlns:wpg="http://schemas.microsoft.com/office/word/2010/wordprocessingGroup" xmlns:wpi="http://schemas.microsoft.com/office/word/2010/wordprocessingInk" xmlns:wne="http://schemas.microsoft.com/office/word/2006/wordml" xmlns:wps="http://schemas.microsoft.com/office/word/2010/wordprocessingShape" mc:Ignorable="w14 w15 w16se w16cid w16 w16cex w16sdtdh w16sdtfl w16du wp14">
+  <w:p>
+    <w:pPr>
+      <w:pStyle w:val="a9"/>
+      <w:rPr>
+        <w:sz w:val="12"/>
+        <w:szCs w:val="12"/>
+        <w:lang w:val="en-US"/>
+      </w:rPr>
+    </w:pPr>
+    <w:r>
+      <w:rPr>
+        <w:sz w:val="12"/>
+        <w:szCs w:val="12"/>
+      </w:rPr>
+      <w:t>Imagination University Programme – RVfpga</w:t>
+    </w:r>
+    <w:r>
+      <w:rPr>
+        <w:sz w:val="12"/>
+        <w:szCs w:val="12"/>
+      </w:rPr>
+      <w:t>-EL2</w:t>
+    </w:r>
+    <w:r>
+      <w:rPr>
+        <w:sz w:val="12"/>
+        <w:szCs w:val="12"/>
+      </w:rPr>
+      <w:t xml:space="preserve"> </w:t>
+    </w:r>
+    <w:r>
+      <w:rPr>
+        <w:sz w:val="12"/>
+        <w:szCs w:val="12"/>
+      </w:rPr>
+      <w:t xml:space="preserve">– </w:t>
+    </w:r>
+    <w:r>
+      <w:rPr>
+        <w:sz w:val="12"/>
+      </w:rPr>
+      <w:t>Lab 18: Adding New Features: Instructions and Counters</w:t>
+    </w:r>
+  </w:p>
+  <w:p>
+    <w:pPr>
+      <w:pStyle w:val="a9"/>
+    </w:pPr>
+    <w:r>
+      <w:rPr>
+        <w:sz w:val="12"/>
+      </w:rPr>
+      <w:t>Version</w:t>
+    </w:r>
+    <w:r>
+      <w:rPr>
+        <w:sz w:val="12"/>
+        <w:lang w:eastAsia="zh-CN"/>
+      </w:rPr>
+      <w:t xml:space="preserve"> </w:t>
+    </w:r>
+    <w:r>
+      <w:rPr>
+        <w:sz w:val="12"/>
+        <w:lang w:eastAsia="zh-CN"/>
+      </w:rPr>
+      <w:t>3</w:t>
+    </w:r>
+    <w:r>
+      <w:rPr>
+        <w:sz w:val="12"/>
+        <w:lang w:eastAsia="zh-CN"/>
+      </w:rPr>
+      <w:t>.0</w:t>
+    </w:r>
+    <w:r>
+      <w:rPr>
+        <w:sz w:val="12"/>
+      </w:rPr>
+      <w:t xml:space="preserve"> – November 2023</w:t>
+    </w:r>
+  </w:p>
+  <w:p>
+    <w:pPr>
+      <w:pStyle w:val="a9"/>
+    </w:pPr>
+    <w:r>
+      <w:rPr>
+        <w:rFonts w:cs="Arial"/>
+        <w:sz w:val="16"/>
+      </w:rPr>
+      <w:t>© Copyright Imagination Technologies</w:t>
+    </w:r>
   </w:p>
 </w:ftr>
 </file>
@@ -7620,6 +7666,16 @@
 </file>
 
 <file path=word/header1.xml><?xml version="1.0" encoding="utf-8"?>
+<w:hdr xmlns:wpc="http://schemas.microsoft.com/office/word/2010/wordprocessingCanvas" xmlns:cx="http://schemas.microsoft.com/office/drawing/2014/chartex" xmlns:cx1="http://schemas.microsoft.com/office/drawing/2015/9/8/chartex" xmlns:cx2="http://schemas.microsoft.com/office/drawing/2015/10/21/chartex" xmlns:cx3="http://schemas.microsoft.com/office/drawing/2016/5/9/chartex" xmlns:cx4="http://schemas.microsoft.com/office/drawing/2016/5/10/chartex" xmlns:cx5="http://schemas.microsoft.com/office/drawing/2016/5/11/chartex" xmlns:cx6="http://schemas.microsoft.com/office/drawing/2016/5/12/chartex" xmlns:cx7="http://schemas.microsoft.com/office/drawing/2016/5/13/chartex" xmlns:cx8="http://schemas.microsoft.com/office/drawing/2016/5/14/chartex" xmlns:mc="http://schemas.openxmlformats.org/markup-compatibility/2006" xmlns:aink="http://schemas.microsoft.com/office/drawing/2016/ink" xmlns:am3d="http://schemas.microsoft.com/office/drawing/2017/model3d" xmlns:o="urn:schemas-microsoft-com:office:office" xmlns:oel="http://schemas.microsoft.com/office/2019/extlst" xmlns:r="http://schemas.openxmlformats.org/officeDocument/2006/relationships" xmlns:m="http://schemas.openxmlformats.org/officeDocument/2006/math" xmlns:v="urn:schemas-microsoft-com:vml" xmlns:wp14="http://schemas.microsoft.com/office/word/2010/wordprocessingDrawing" xmlns:wp="http://schemas.openxmlformats.org/drawingml/2006/wordprocessingDrawing" xmlns:w10="urn:schemas-microsoft-com:office:word" xmlns:w="http://schemas.openxmlformats.org/wordprocessingml/2006/main" xmlns:w14="http://schemas.microsoft.com/office/word/2010/wordml" xmlns:w15="http://schemas.microsoft.com/office/word/2012/wordml" xmlns:w16cex="http://schemas.microsoft.com/office/word/2018/wordml/cex" xmlns:w16cid="http://schemas.microsoft.com/office/word/2016/wordml/cid" xmlns:w16="http://schemas.microsoft.com/office/word/2018/wordml" xmlns:w16du="http://schemas.microsoft.com/office/word/2023/wordml/word16du" xmlns:w16sdtdh="http://schemas.microsoft.com/office/word/2020/wordml/sdtdatahash" xmlns:w16sdtfl="http://schemas.microsoft.com/office/word/2024/wordml/sdtformatlock" xmlns:w16se="http://schemas.microsoft.com/office/word/2015/wordml/symex" xmlns:wpg="http://schemas.microsoft.com/office/word/2010/wordprocessingGroup" xmlns:wpi="http://schemas.microsoft.com/office/word/2010/wordprocessingInk" xmlns:wne="http://schemas.microsoft.com/office/word/2006/wordml" xmlns:wps="http://schemas.microsoft.com/office/word/2010/wordprocessingShape" mc:Ignorable="w14 w15 w16se w16cid w16 w16cex w16sdtdh w16sdtfl w16du wp14">
+  <w:p>
+    <w:pPr>
+      <w:pStyle w:val="ab"/>
+    </w:pPr>
+  </w:p>
+</w:hdr>
+</file>
+
+<file path=word/header2.xml><?xml version="1.0" encoding="utf-8"?>
 <w:hdr xmlns:wpc="http://schemas.microsoft.com/office/word/2010/wordprocessingCanvas" xmlns:cx="http://schemas.microsoft.com/office/drawing/2014/chartex" xmlns:cx1="http://schemas.microsoft.com/office/drawing/2015/9/8/chartex" xmlns:cx2="http://schemas.microsoft.com/office/drawing/2015/10/21/chartex" xmlns:cx3="http://schemas.microsoft.com/office/drawing/2016/5/9/chartex" xmlns:cx4="http://schemas.microsoft.com/office/drawing/2016/5/10/chartex" xmlns:cx5="http://schemas.microsoft.com/office/drawing/2016/5/11/chartex" xmlns:cx6="http://schemas.microsoft.com/office/drawing/2016/5/12/chartex" xmlns:cx7="http://schemas.microsoft.com/office/drawing/2016/5/13/chartex" xmlns:cx8="http://schemas.microsoft.com/office/drawing/2016/5/14/chartex" xmlns:mc="http://schemas.openxmlformats.org/markup-compatibility/2006" xmlns:aink="http://schemas.microsoft.com/office/drawing/2016/ink" xmlns:am3d="http://schemas.microsoft.com/office/drawing/2017/model3d" xmlns:o="urn:schemas-microsoft-com:office:office" xmlns:oel="http://schemas.microsoft.com/office/2019/extlst" xmlns:r="http://schemas.openxmlformats.org/officeDocument/2006/relationships" xmlns:m="http://schemas.openxmlformats.org/officeDocument/2006/math" xmlns:v="urn:schemas-microsoft-com:vml" xmlns:wp14="http://schemas.microsoft.com/office/word/2010/wordprocessingDrawing" xmlns:wp="http://schemas.openxmlformats.org/drawingml/2006/wordprocessingDrawing" xmlns:w10="urn:schemas-microsoft-com:office:word" xmlns:w="http://schemas.openxmlformats.org/wordprocessingml/2006/main" xmlns:w14="http://schemas.microsoft.com/office/word/2010/wordml" xmlns:w15="http://schemas.microsoft.com/office/word/2012/wordml" xmlns:w16cex="http://schemas.microsoft.com/office/word/2018/wordml/cex" xmlns:w16cid="http://schemas.microsoft.com/office/word/2016/wordml/cid" xmlns:w16="http://schemas.microsoft.com/office/word/2018/wordml" xmlns:w16du="http://schemas.microsoft.com/office/word/2023/wordml/word16du" xmlns:w16sdtdh="http://schemas.microsoft.com/office/word/2020/wordml/sdtdatahash" xmlns:w16sdtfl="http://schemas.microsoft.com/office/word/2024/wordml/sdtformatlock" xmlns:w16se="http://schemas.microsoft.com/office/word/2015/wordml/symex" xmlns:wpg="http://schemas.microsoft.com/office/word/2010/wordprocessingGroup" xmlns:wpi="http://schemas.microsoft.com/office/word/2010/wordprocessingInk" xmlns:wne="http://schemas.microsoft.com/office/word/2006/wordml" xmlns:wps="http://schemas.microsoft.com/office/word/2010/wordprocessingShape" mc:Ignorable="w14 w15 w16se w16cid w16 w16cex w16sdtdh w16sdtfl w16du wp14">
   <w:p>
     <w:pPr>
@@ -7680,7 +7736,7 @@
 </w:hdr>
 </file>
 
-<file path=word/header2.xml><?xml version="1.0" encoding="utf-8"?>
+<file path=word/header3.xml><?xml version="1.0" encoding="utf-8"?>
 <w:hdr xmlns:wpc="http://schemas.microsoft.com/office/word/2010/wordprocessingCanvas" xmlns:cx="http://schemas.microsoft.com/office/drawing/2014/chartex" xmlns:cx1="http://schemas.microsoft.com/office/drawing/2015/9/8/chartex" xmlns:cx2="http://schemas.microsoft.com/office/drawing/2015/10/21/chartex" xmlns:cx3="http://schemas.microsoft.com/office/drawing/2016/5/9/chartex" xmlns:cx4="http://schemas.microsoft.com/office/drawing/2016/5/10/chartex" xmlns:cx5="http://schemas.microsoft.com/office/drawing/2016/5/11/chartex" xmlns:cx6="http://schemas.microsoft.com/office/drawing/2016/5/12/chartex" xmlns:cx7="http://schemas.microsoft.com/office/drawing/2016/5/13/chartex" xmlns:cx8="http://schemas.microsoft.com/office/drawing/2016/5/14/chartex" xmlns:mc="http://schemas.openxmlformats.org/markup-compatibility/2006" xmlns:aink="http://schemas.microsoft.com/office/drawing/2016/ink" xmlns:am3d="http://schemas.microsoft.com/office/drawing/2017/model3d" xmlns:o="urn:schemas-microsoft-com:office:office" xmlns:oel="http://schemas.microsoft.com/office/2019/extlst" xmlns:r="http://schemas.openxmlformats.org/officeDocument/2006/relationships" xmlns:m="http://schemas.openxmlformats.org/officeDocument/2006/math" xmlns:v="urn:schemas-microsoft-com:vml" xmlns:wp14="http://schemas.microsoft.com/office/word/2010/wordprocessingDrawing" xmlns:wp="http://schemas.openxmlformats.org/drawingml/2006/wordprocessingDrawing" xmlns:w10="urn:schemas-microsoft-com:office:word" xmlns:w="http://schemas.openxmlformats.org/wordprocessingml/2006/main" xmlns:w14="http://schemas.microsoft.com/office/word/2010/wordml" xmlns:w15="http://schemas.microsoft.com/office/word/2012/wordml" xmlns:w16cex="http://schemas.microsoft.com/office/word/2018/wordml/cex" xmlns:w16cid="http://schemas.microsoft.com/office/word/2016/wordml/cid" xmlns:w16="http://schemas.microsoft.com/office/word/2018/wordml" xmlns:w16du="http://schemas.microsoft.com/office/word/2023/wordml/word16du" xmlns:w16sdtdh="http://schemas.microsoft.com/office/word/2020/wordml/sdtdatahash" xmlns:w16sdtfl="http://schemas.microsoft.com/office/word/2024/wordml/sdtformatlock" xmlns:w16se="http://schemas.microsoft.com/office/word/2015/wordml/symex" xmlns:wpg="http://schemas.microsoft.com/office/word/2010/wordprocessingGroup" xmlns:wpi="http://schemas.microsoft.com/office/word/2010/wordprocessingInk" xmlns:wne="http://schemas.microsoft.com/office/word/2006/wordml" xmlns:wps="http://schemas.microsoft.com/office/word/2010/wordprocessingShape" mc:Ignorable="w14 w15 w16se w16cid w16 w16cex w16sdtdh w16sdtfl w16du wp14">
   <w:tbl>
     <w:tblPr>

--- a/RVfpga/RVfpgaEL2/RVfpga_NexysVideo-NoDDR/Labs/Lab18/RVfpga_Lab18_VeeR-EL2_NexysVideo-NoDDR.docx
+++ b/RVfpga/RVfpgaEL2/RVfpga_NexysVideo-NoDDR/Labs/Lab18/RVfpga_Lab18_VeeR-EL2_NexysVideo-NoDDR.docx
@@ -2091,7 +2091,7 @@
           <w:i/>
           <w:iCs/>
         </w:rPr>
-        <w:t>Nexys Video</w:t>
+        <w:t xml:space="preserve">Nexys </w:t>
       </w:r>
       <w:r>
         <w:rPr>
@@ -2101,7 +2101,17 @@
           <w:i/>
           <w:iCs/>
         </w:rPr>
-        <w:t>VideoNoDDRPath]</w:t>
+        <w:t>Video</w:t>
+      </w:r>
+      <w:r>
+        <w:rPr>
+          <w:rFonts w:eastAsia="Times New Roman" w:cs="Arial"/>
+          <w:b/>
+          <w:bCs/>
+          <w:i/>
+          <w:iCs/>
+        </w:rPr>
+        <w:t>NoDDRPath]</w:t>
       </w:r>
       <w:r>
         <w:rPr>
@@ -2498,7 +2508,7 @@
           <w:i/>
           <w:iCs/>
         </w:rPr>
-        <w:t>Nexys Video</w:t>
+        <w:t xml:space="preserve">Nexys </w:t>
       </w:r>
       <w:r>
         <w:rPr>
@@ -2508,7 +2518,17 @@
           <w:i/>
           <w:iCs/>
         </w:rPr>
-        <w:t>VideoNoDDRPath]</w:t>
+        <w:t>Video</w:t>
+      </w:r>
+      <w:r>
+        <w:rPr>
+          <w:rFonts w:eastAsia="Times New Roman" w:cs="Arial"/>
+          <w:b/>
+          <w:bCs/>
+          <w:i/>
+          <w:iCs/>
+        </w:rPr>
+        <w:t>NoDDRPath]</w:t>
       </w:r>
       <w:r>
         <w:rPr>
@@ -2727,7 +2747,7 @@
           <w:i/>
           <w:iCs/>
         </w:rPr>
-        <w:t>Nexys Video</w:t>
+        <w:t xml:space="preserve">Nexys </w:t>
       </w:r>
       <w:r>
         <w:rPr>
@@ -2735,7 +2755,15 @@
           <w:i/>
           <w:iCs/>
         </w:rPr>
-        <w:t>VideoNoDDRPath]</w:t>
+        <w:t>Video</w:t>
+      </w:r>
+      <w:r>
+        <w:rPr>
+          <w:rFonts w:eastAsia="Times New Roman" w:cs="Arial"/>
+          <w:i/>
+          <w:iCs/>
+        </w:rPr>
+        <w:t>NoDDRPath]</w:t>
       </w:r>
       <w:r>
         <w:rPr>
@@ -3190,7 +3218,7 @@
           <w:i/>
           <w:iCs/>
         </w:rPr>
-        <w:t>Nexys Video</w:t>
+        <w:t xml:space="preserve">Nexys </w:t>
       </w:r>
       <w:r>
         <w:rPr>
@@ -3198,7 +3226,15 @@
           <w:i/>
           <w:iCs/>
         </w:rPr>
-        <w:t>VideoNoDDRPath]</w:t>
+        <w:t>Video</w:t>
+      </w:r>
+      <w:r>
+        <w:rPr>
+          <w:rFonts w:eastAsia="Times New Roman" w:cs="Arial"/>
+          <w:i/>
+          <w:iCs/>
+        </w:rPr>
+        <w:t>NoDDRPath]</w:t>
       </w:r>
       <w:r>
         <w:rPr>
@@ -3400,7 +3436,7 @@
           <w:i/>
           <w:iCs/>
         </w:rPr>
-        <w:t>Nexys Video</w:t>
+        <w:t xml:space="preserve">Nexys </w:t>
       </w:r>
       <w:r>
         <w:rPr>
@@ -3408,7 +3444,15 @@
           <w:i/>
           <w:iCs/>
         </w:rPr>
-        <w:t>VideoNoDDRPath]</w:t>
+        <w:t>Video</w:t>
+      </w:r>
+      <w:r>
+        <w:rPr>
+          <w:rFonts w:eastAsia="Times New Roman" w:cs="Arial"/>
+          <w:i/>
+          <w:iCs/>
+        </w:rPr>
+        <w:t>NoDDRPath]</w:t>
       </w:r>
       <w:r>
         <w:rPr>

--- a/RVfpga/RVfpgaEL2/RVfpga_NexysVideo-NoDDR/Labs/Lab18/RVfpga_Lab18_VeeR-EL2_NexysVideo-NoDDR.docx
+++ b/RVfpga/RVfpgaEL2/RVfpga_NexysVideo-NoDDR/Labs/Lab18/RVfpga_Lab18_VeeR-EL2_NexysVideo-NoDDR.docx
@@ -3256,6 +3256,7 @@
           <w:i/>
           <w:iCs/>
         </w:rPr>
+        <w:lastRenderedPageBreak/>
         <w:t>general equations</w:t>
       </w:r>
       <w:r>
@@ -5112,6 +5113,7 @@
                 <w:sz w:val="18"/>
                 <w:szCs w:val="18"/>
               </w:rPr>
+              <w:lastRenderedPageBreak/>
               <w:t>li a4, 4</w:t>
             </w:r>
           </w:p>
@@ -5517,6 +5519,7 @@
       </w:pPr>
       <w:bookmarkStart w:id="2" w:name="_Ref67747211"/>
       <w:r>
+        <w:lastRenderedPageBreak/>
         <w:t xml:space="preserve">Figure </w:t>
       </w:r>
       <w:r>
@@ -6248,6 +6251,7 @@
         <w:rPr>
           <w:noProof/>
         </w:rPr>
+        <w:lastRenderedPageBreak/>
         <w:drawing>
           <wp:inline distT="0" distB="0" distL="0" distR="0" wp14:anchorId="38047008" wp14:editId="30036C90">
             <wp:extent cx="5604820" cy="3713193"/>
@@ -7054,7 +7058,14 @@
         <w:rPr>
           <w:rFonts w:eastAsia="Times New Roman" w:cs="Arial"/>
         </w:rPr>
-        <w:t>. Compare the execution of this algorithm when floating-point instructions are emulated vs. when these instructions are implemented in hardware.</w:t>
+        <w:t xml:space="preserve">. Compare the execution of this </w:t>
+      </w:r>
+      <w:r>
+        <w:rPr>
+          <w:rFonts w:eastAsia="Times New Roman" w:cs="Arial"/>
+        </w:rPr>
+        <w:lastRenderedPageBreak/>
+        <w:t>algorithm when floating-point instructions are emulated vs. when these instructions are implemented in hardware.</w:t>
       </w:r>
     </w:p>
     <w:p>
@@ -7403,12 +7414,10 @@
       </w:pPr>
     </w:p>
     <w:sectPr>
-      <w:headerReference w:type="even" r:id="rId27"/>
-      <w:headerReference w:type="default" r:id="rId28"/>
-      <w:footerReference w:type="even" r:id="rId29"/>
-      <w:footerReference w:type="default" r:id="rId30"/>
-      <w:headerReference w:type="first" r:id="rId31"/>
-      <w:footerReference w:type="first" r:id="rId32"/>
+      <w:headerReference w:type="default" r:id="rId27"/>
+      <w:footerReference w:type="default" r:id="rId28"/>
+      <w:headerReference w:type="first" r:id="rId29"/>
+      <w:footerReference w:type="first" r:id="rId30"/>
       <w:pgSz w:w="11906" w:h="16838"/>
       <w:pgMar w:top="1800" w:right="1440" w:bottom="1440" w:left="1440" w:header="706" w:footer="389" w:gutter="0"/>
       <w:cols w:space="720"/>
@@ -7444,7 +7453,139 @@
   <w:p>
     <w:pPr>
       <w:pStyle w:val="a9"/>
+      <w:rPr>
+        <w:sz w:val="12"/>
+        <w:szCs w:val="12"/>
+        <w:lang w:val="en-US"/>
+      </w:rPr>
     </w:pPr>
+    <w:r>
+      <w:rPr>
+        <w:sz w:val="12"/>
+        <w:szCs w:val="12"/>
+      </w:rPr>
+      <w:t>Imagination University Programme – RVfpga</w:t>
+    </w:r>
+    <w:r>
+      <w:rPr>
+        <w:sz w:val="12"/>
+        <w:szCs w:val="12"/>
+      </w:rPr>
+      <w:t>-EL2</w:t>
+    </w:r>
+    <w:r>
+      <w:rPr>
+        <w:sz w:val="12"/>
+        <w:szCs w:val="12"/>
+      </w:rPr>
+      <w:t xml:space="preserve"> </w:t>
+    </w:r>
+    <w:r>
+      <w:rPr>
+        <w:sz w:val="12"/>
+        <w:szCs w:val="12"/>
+      </w:rPr>
+      <w:t xml:space="preserve">– </w:t>
+    </w:r>
+    <w:r>
+      <w:rPr>
+        <w:sz w:val="12"/>
+      </w:rPr>
+      <w:t>Lab 18: Adding New Features: Instructions and Counters</w:t>
+    </w:r>
+  </w:p>
+  <w:p>
+    <w:pPr>
+      <w:pStyle w:val="a9"/>
+    </w:pPr>
+    <w:r>
+      <w:rPr>
+        <w:sz w:val="12"/>
+      </w:rPr>
+      <w:t>Version</w:t>
+    </w:r>
+    <w:r>
+      <w:rPr>
+        <w:sz w:val="12"/>
+        <w:lang w:eastAsia="zh-CN"/>
+      </w:rPr>
+      <w:t xml:space="preserve"> </w:t>
+    </w:r>
+    <w:r>
+      <w:rPr>
+        <w:sz w:val="12"/>
+        <w:lang w:eastAsia="zh-CN"/>
+      </w:rPr>
+      <w:t>3</w:t>
+    </w:r>
+    <w:r>
+      <w:rPr>
+        <w:sz w:val="12"/>
+        <w:lang w:eastAsia="zh-CN"/>
+      </w:rPr>
+      <w:t>.0</w:t>
+    </w:r>
+    <w:r>
+      <w:rPr>
+        <w:sz w:val="12"/>
+      </w:rPr>
+      <w:t xml:space="preserve"> – November 2023</w:t>
+    </w:r>
+  </w:p>
+  <w:p>
+    <w:pPr>
+      <w:pStyle w:val="a9"/>
+    </w:pPr>
+    <w:r>
+      <w:rPr>
+        <w:rFonts w:cs="Arial"/>
+        <w:sz w:val="16"/>
+      </w:rPr>
+      <w:t>© Copyright Imagination Technologies</w:t>
+    </w:r>
+    <w:r>
+      <w:rPr>
+        <w:sz w:val="12"/>
+      </w:rPr>
+      <w:tab/>
+    </w:r>
+    <w:r>
+      <w:rPr>
+        <w:sz w:val="12"/>
+      </w:rPr>
+      <w:tab/>
+    </w:r>
+    <w:r>
+      <w:rPr>
+        <w:sz w:val="12"/>
+      </w:rPr>
+      <w:fldChar w:fldCharType="begin"/>
+    </w:r>
+    <w:r>
+      <w:rPr>
+        <w:sz w:val="12"/>
+      </w:rPr>
+      <w:instrText>PAGE</w:instrText>
+    </w:r>
+    <w:r>
+      <w:rPr>
+        <w:sz w:val="12"/>
+      </w:rPr>
+      <w:fldChar w:fldCharType="separate"/>
+    </w:r>
+    <w:r>
+      <w:rPr>
+        <w:noProof/>
+        <w:sz w:val="12"/>
+      </w:rPr>
+      <w:t>2</w:t>
+    </w:r>
+    <w:r>
+      <w:rPr>
+        <w:sz w:val="12"/>
+      </w:rPr>
+      <w:fldChar w:fldCharType="end"/>
+    </w:r>
   </w:p>
 </w:ftr>
 </file>
@@ -7544,148 +7685,6 @@
       </w:rPr>
       <w:t>© Copyright Imagination Technologies</w:t>
     </w:r>
-    <w:r>
-      <w:rPr>
-        <w:sz w:val="12"/>
-      </w:rPr>
-      <w:tab/>
-    </w:r>
-    <w:r>
-      <w:rPr>
-        <w:sz w:val="12"/>
-      </w:rPr>
-      <w:tab/>
-    </w:r>
-    <w:r>
-      <w:rPr>
-        <w:sz w:val="12"/>
-      </w:rPr>
-      <w:fldChar w:fldCharType="begin"/>
-    </w:r>
-    <w:r>
-      <w:rPr>
-        <w:sz w:val="12"/>
-      </w:rPr>
-      <w:instrText>PAGE</w:instrText>
-    </w:r>
-    <w:r>
-      <w:rPr>
-        <w:sz w:val="12"/>
-      </w:rPr>
-      <w:fldChar w:fldCharType="separate"/>
-    </w:r>
-    <w:r>
-      <w:rPr>
-        <w:noProof/>
-        <w:sz w:val="12"/>
-      </w:rPr>
-      <w:t>2</w:t>
-    </w:r>
-    <w:r>
-      <w:rPr>
-        <w:sz w:val="12"/>
-      </w:rPr>
-      <w:fldChar w:fldCharType="end"/>
-    </w:r>
-  </w:p>
-</w:ftr>
-</file>
-
-<file path=word/footer3.xml><?xml version="1.0" encoding="utf-8"?>
-<w:ftr xmlns:wpc="http://schemas.microsoft.com/office/word/2010/wordprocessingCanvas" xmlns:cx="http://schemas.microsoft.com/office/drawing/2014/chartex" xmlns:cx1="http://schemas.microsoft.com/office/drawing/2015/9/8/chartex" xmlns:cx2="http://schemas.microsoft.com/office/drawing/2015/10/21/chartex" xmlns:cx3="http://schemas.microsoft.com/office/drawing/2016/5/9/chartex" xmlns:cx4="http://schemas.microsoft.com/office/drawing/2016/5/10/chartex" xmlns:cx5="http://schemas.microsoft.com/office/drawing/2016/5/11/chartex" xmlns:cx6="http://schemas.microsoft.com/office/drawing/2016/5/12/chartex" xmlns:cx7="http://schemas.microsoft.com/office/drawing/2016/5/13/chartex" xmlns:cx8="http://schemas.microsoft.com/office/drawing/2016/5/14/chartex" xmlns:mc="http://schemas.openxmlformats.org/markup-compatibility/2006" xmlns:aink="http://schemas.microsoft.com/office/drawing/2016/ink" xmlns:am3d="http://schemas.microsoft.com/office/drawing/2017/model3d" xmlns:o="urn:schemas-microsoft-com:office:office" xmlns:oel="http://schemas.microsoft.com/office/2019/extlst" xmlns:r="http://schemas.openxmlformats.org/officeDocument/2006/relationships" xmlns:m="http://schemas.openxmlformats.org/officeDocument/2006/math" xmlns:v="urn:schemas-microsoft-com:vml" xmlns:wp14="http://schemas.microsoft.com/office/word/2010/wordprocessingDrawing" xmlns:wp="http://schemas.openxmlformats.org/drawingml/2006/wordprocessingDrawing" xmlns:w10="urn:schemas-microsoft-com:office:word" xmlns:w="http://schemas.openxmlformats.org/wordprocessingml/2006/main" xmlns:w14="http://schemas.microsoft.com/office/word/2010/wordml" xmlns:w15="http://schemas.microsoft.com/office/word/2012/wordml" xmlns:w16cex="http://schemas.microsoft.com/office/word/2018/wordml/cex" xmlns:w16cid="http://schemas.microsoft.com/office/word/2016/wordml/cid" xmlns:w16="http://schemas.microsoft.com/office/word/2018/wordml" xmlns:w16du="http://schemas.microsoft.com/office/word/2023/wordml/word16du" xmlns:w16sdtdh="http://schemas.microsoft.com/office/word/2020/wordml/sdtdatahash" xmlns:w16sdtfl="http://schemas.microsoft.com/office/word/2024/wordml/sdtformatlock" xmlns:w16se="http://schemas.microsoft.com/office/word/2015/wordml/symex" xmlns:wpg="http://schemas.microsoft.com/office/word/2010/wordprocessingGroup" xmlns:wpi="http://schemas.microsoft.com/office/word/2010/wordprocessingInk" xmlns:wne="http://schemas.microsoft.com/office/word/2006/wordml" xmlns:wps="http://schemas.microsoft.com/office/word/2010/wordprocessingShape" mc:Ignorable="w14 w15 w16se w16cid w16 w16cex w16sdtdh w16sdtfl w16du wp14">
-  <w:p>
-    <w:pPr>
-      <w:pStyle w:val="a9"/>
-      <w:rPr>
-        <w:sz w:val="12"/>
-        <w:szCs w:val="12"/>
-        <w:lang w:val="en-US"/>
-      </w:rPr>
-    </w:pPr>
-    <w:r>
-      <w:rPr>
-        <w:sz w:val="12"/>
-        <w:szCs w:val="12"/>
-      </w:rPr>
-      <w:t>Imagination University Programme – RVfpga</w:t>
-    </w:r>
-    <w:r>
-      <w:rPr>
-        <w:sz w:val="12"/>
-        <w:szCs w:val="12"/>
-      </w:rPr>
-      <w:t>-EL2</w:t>
-    </w:r>
-    <w:r>
-      <w:rPr>
-        <w:sz w:val="12"/>
-        <w:szCs w:val="12"/>
-      </w:rPr>
-      <w:t xml:space="preserve"> </w:t>
-    </w:r>
-    <w:r>
-      <w:rPr>
-        <w:sz w:val="12"/>
-        <w:szCs w:val="12"/>
-      </w:rPr>
-      <w:t xml:space="preserve">– </w:t>
-    </w:r>
-    <w:r>
-      <w:rPr>
-        <w:sz w:val="12"/>
-      </w:rPr>
-      <w:t>Lab 18: Adding New Features: Instructions and Counters</w:t>
-    </w:r>
-  </w:p>
-  <w:p>
-    <w:pPr>
-      <w:pStyle w:val="a9"/>
-    </w:pPr>
-    <w:r>
-      <w:rPr>
-        <w:sz w:val="12"/>
-      </w:rPr>
-      <w:t>Version</w:t>
-    </w:r>
-    <w:r>
-      <w:rPr>
-        <w:sz w:val="12"/>
-        <w:lang w:eastAsia="zh-CN"/>
-      </w:rPr>
-      <w:t xml:space="preserve"> </w:t>
-    </w:r>
-    <w:r>
-      <w:rPr>
-        <w:sz w:val="12"/>
-        <w:lang w:eastAsia="zh-CN"/>
-      </w:rPr>
-      <w:t>3</w:t>
-    </w:r>
-    <w:r>
-      <w:rPr>
-        <w:sz w:val="12"/>
-        <w:lang w:eastAsia="zh-CN"/>
-      </w:rPr>
-      <w:t>.0</w:t>
-    </w:r>
-    <w:r>
-      <w:rPr>
-        <w:sz w:val="12"/>
-      </w:rPr>
-      <w:t xml:space="preserve"> – November 2023</w:t>
-    </w:r>
-  </w:p>
-  <w:p>
-    <w:pPr>
-      <w:pStyle w:val="a9"/>
-    </w:pPr>
-    <w:r>
-      <w:rPr>
-        <w:rFonts w:cs="Arial"/>
-        <w:sz w:val="16"/>
-      </w:rPr>
-      <w:t>© Copyright Imagination Technologies</w:t>
-    </w:r>
   </w:p>
 </w:ftr>
 </file>
@@ -7710,16 +7709,6 @@
 </file>
 
 <file path=word/header1.xml><?xml version="1.0" encoding="utf-8"?>
-<w:hdr xmlns:wpc="http://schemas.microsoft.com/office/word/2010/wordprocessingCanvas" xmlns:cx="http://schemas.microsoft.com/office/drawing/2014/chartex" xmlns:cx1="http://schemas.microsoft.com/office/drawing/2015/9/8/chartex" xmlns:cx2="http://schemas.microsoft.com/office/drawing/2015/10/21/chartex" xmlns:cx3="http://schemas.microsoft.com/office/drawing/2016/5/9/chartex" xmlns:cx4="http://schemas.microsoft.com/office/drawing/2016/5/10/chartex" xmlns:cx5="http://schemas.microsoft.com/office/drawing/2016/5/11/chartex" xmlns:cx6="http://schemas.microsoft.com/office/drawing/2016/5/12/chartex" xmlns:cx7="http://schemas.microsoft.com/office/drawing/2016/5/13/chartex" xmlns:cx8="http://schemas.microsoft.com/office/drawing/2016/5/14/chartex" xmlns:mc="http://schemas.openxmlformats.org/markup-compatibility/2006" xmlns:aink="http://schemas.microsoft.com/office/drawing/2016/ink" xmlns:am3d="http://schemas.microsoft.com/office/drawing/2017/model3d" xmlns:o="urn:schemas-microsoft-com:office:office" xmlns:oel="http://schemas.microsoft.com/office/2019/extlst" xmlns:r="http://schemas.openxmlformats.org/officeDocument/2006/relationships" xmlns:m="http://schemas.openxmlformats.org/officeDocument/2006/math" xmlns:v="urn:schemas-microsoft-com:vml" xmlns:wp14="http://schemas.microsoft.com/office/word/2010/wordprocessingDrawing" xmlns:wp="http://schemas.openxmlformats.org/drawingml/2006/wordprocessingDrawing" xmlns:w10="urn:schemas-microsoft-com:office:word" xmlns:w="http://schemas.openxmlformats.org/wordprocessingml/2006/main" xmlns:w14="http://schemas.microsoft.com/office/word/2010/wordml" xmlns:w15="http://schemas.microsoft.com/office/word/2012/wordml" xmlns:w16cex="http://schemas.microsoft.com/office/word/2018/wordml/cex" xmlns:w16cid="http://schemas.microsoft.com/office/word/2016/wordml/cid" xmlns:w16="http://schemas.microsoft.com/office/word/2018/wordml" xmlns:w16du="http://schemas.microsoft.com/office/word/2023/wordml/word16du" xmlns:w16sdtdh="http://schemas.microsoft.com/office/word/2020/wordml/sdtdatahash" xmlns:w16sdtfl="http://schemas.microsoft.com/office/word/2024/wordml/sdtformatlock" xmlns:w16se="http://schemas.microsoft.com/office/word/2015/wordml/symex" xmlns:wpg="http://schemas.microsoft.com/office/word/2010/wordprocessingGroup" xmlns:wpi="http://schemas.microsoft.com/office/word/2010/wordprocessingInk" xmlns:wne="http://schemas.microsoft.com/office/word/2006/wordml" xmlns:wps="http://schemas.microsoft.com/office/word/2010/wordprocessingShape" mc:Ignorable="w14 w15 w16se w16cid w16 w16cex w16sdtdh w16sdtfl w16du wp14">
-  <w:p>
-    <w:pPr>
-      <w:pStyle w:val="ab"/>
-    </w:pPr>
-  </w:p>
-</w:hdr>
-</file>
-
-<file path=word/header2.xml><?xml version="1.0" encoding="utf-8"?>
 <w:hdr xmlns:wpc="http://schemas.microsoft.com/office/word/2010/wordprocessingCanvas" xmlns:cx="http://schemas.microsoft.com/office/drawing/2014/chartex" xmlns:cx1="http://schemas.microsoft.com/office/drawing/2015/9/8/chartex" xmlns:cx2="http://schemas.microsoft.com/office/drawing/2015/10/21/chartex" xmlns:cx3="http://schemas.microsoft.com/office/drawing/2016/5/9/chartex" xmlns:cx4="http://schemas.microsoft.com/office/drawing/2016/5/10/chartex" xmlns:cx5="http://schemas.microsoft.com/office/drawing/2016/5/11/chartex" xmlns:cx6="http://schemas.microsoft.com/office/drawing/2016/5/12/chartex" xmlns:cx7="http://schemas.microsoft.com/office/drawing/2016/5/13/chartex" xmlns:cx8="http://schemas.microsoft.com/office/drawing/2016/5/14/chartex" xmlns:mc="http://schemas.openxmlformats.org/markup-compatibility/2006" xmlns:aink="http://schemas.microsoft.com/office/drawing/2016/ink" xmlns:am3d="http://schemas.microsoft.com/office/drawing/2017/model3d" xmlns:o="urn:schemas-microsoft-com:office:office" xmlns:oel="http://schemas.microsoft.com/office/2019/extlst" xmlns:r="http://schemas.openxmlformats.org/officeDocument/2006/relationships" xmlns:m="http://schemas.openxmlformats.org/officeDocument/2006/math" xmlns:v="urn:schemas-microsoft-com:vml" xmlns:wp14="http://schemas.microsoft.com/office/word/2010/wordprocessingDrawing" xmlns:wp="http://schemas.openxmlformats.org/drawingml/2006/wordprocessingDrawing" xmlns:w10="urn:schemas-microsoft-com:office:word" xmlns:w="http://schemas.openxmlformats.org/wordprocessingml/2006/main" xmlns:w14="http://schemas.microsoft.com/office/word/2010/wordml" xmlns:w15="http://schemas.microsoft.com/office/word/2012/wordml" xmlns:w16cex="http://schemas.microsoft.com/office/word/2018/wordml/cex" xmlns:w16cid="http://schemas.microsoft.com/office/word/2016/wordml/cid" xmlns:w16="http://schemas.microsoft.com/office/word/2018/wordml" xmlns:w16du="http://schemas.microsoft.com/office/word/2023/wordml/word16du" xmlns:w16sdtdh="http://schemas.microsoft.com/office/word/2020/wordml/sdtdatahash" xmlns:w16sdtfl="http://schemas.microsoft.com/office/word/2024/wordml/sdtformatlock" xmlns:w16se="http://schemas.microsoft.com/office/word/2015/wordml/symex" xmlns:wpg="http://schemas.microsoft.com/office/word/2010/wordprocessingGroup" xmlns:wpi="http://schemas.microsoft.com/office/word/2010/wordprocessingInk" xmlns:wne="http://schemas.microsoft.com/office/word/2006/wordml" xmlns:wps="http://schemas.microsoft.com/office/word/2010/wordprocessingShape" mc:Ignorable="w14 w15 w16se w16cid w16 w16cex w16sdtdh w16sdtfl w16du wp14">
   <w:p>
     <w:pPr>
@@ -7780,7 +7769,7 @@
 </w:hdr>
 </file>
 
-<file path=word/header3.xml><?xml version="1.0" encoding="utf-8"?>
+<file path=word/header2.xml><?xml version="1.0" encoding="utf-8"?>
 <w:hdr xmlns:wpc="http://schemas.microsoft.com/office/word/2010/wordprocessingCanvas" xmlns:cx="http://schemas.microsoft.com/office/drawing/2014/chartex" xmlns:cx1="http://schemas.microsoft.com/office/drawing/2015/9/8/chartex" xmlns:cx2="http://schemas.microsoft.com/office/drawing/2015/10/21/chartex" xmlns:cx3="http://schemas.microsoft.com/office/drawing/2016/5/9/chartex" xmlns:cx4="http://schemas.microsoft.com/office/drawing/2016/5/10/chartex" xmlns:cx5="http://schemas.microsoft.com/office/drawing/2016/5/11/chartex" xmlns:cx6="http://schemas.microsoft.com/office/drawing/2016/5/12/chartex" xmlns:cx7="http://schemas.microsoft.com/office/drawing/2016/5/13/chartex" xmlns:cx8="http://schemas.microsoft.com/office/drawing/2016/5/14/chartex" xmlns:mc="http://schemas.openxmlformats.org/markup-compatibility/2006" xmlns:aink="http://schemas.microsoft.com/office/drawing/2016/ink" xmlns:am3d="http://schemas.microsoft.com/office/drawing/2017/model3d" xmlns:o="urn:schemas-microsoft-com:office:office" xmlns:oel="http://schemas.microsoft.com/office/2019/extlst" xmlns:r="http://schemas.openxmlformats.org/officeDocument/2006/relationships" xmlns:m="http://schemas.openxmlformats.org/officeDocument/2006/math" xmlns:v="urn:schemas-microsoft-com:vml" xmlns:wp14="http://schemas.microsoft.com/office/word/2010/wordprocessingDrawing" xmlns:wp="http://schemas.openxmlformats.org/drawingml/2006/wordprocessingDrawing" xmlns:w10="urn:schemas-microsoft-com:office:word" xmlns:w="http://schemas.openxmlformats.org/wordprocessingml/2006/main" xmlns:w14="http://schemas.microsoft.com/office/word/2010/wordml" xmlns:w15="http://schemas.microsoft.com/office/word/2012/wordml" xmlns:w16cex="http://schemas.microsoft.com/office/word/2018/wordml/cex" xmlns:w16cid="http://schemas.microsoft.com/office/word/2016/wordml/cid" xmlns:w16="http://schemas.microsoft.com/office/word/2018/wordml" xmlns:w16du="http://schemas.microsoft.com/office/word/2023/wordml/word16du" xmlns:w16sdtdh="http://schemas.microsoft.com/office/word/2020/wordml/sdtdatahash" xmlns:w16sdtfl="http://schemas.microsoft.com/office/word/2024/wordml/sdtformatlock" xmlns:w16se="http://schemas.microsoft.com/office/word/2015/wordml/symex" xmlns:wpg="http://schemas.microsoft.com/office/word/2010/wordprocessingGroup" xmlns:wpi="http://schemas.microsoft.com/office/word/2010/wordprocessingInk" xmlns:wne="http://schemas.microsoft.com/office/word/2006/wordml" xmlns:wps="http://schemas.microsoft.com/office/word/2010/wordprocessingShape" mc:Ignorable="w14 w15 w16se w16cid w16 w16cex w16sdtdh w16sdtfl w16du wp14">
   <w:tbl>
     <w:tblPr>
